--- a/master/Abhisheik_Deo_Resume.docx
+++ b/master/Abhisheik_Deo_Resume.docx
@@ -11,20 +11,37 @@
       </w:r>
     </w:p>
     <w:p>
-      <w:pPr/>
+      <w:pPr>
+        <w:pBdr>
+          <w:top w:val="single" w:sz="6" w:space="0" w:color="328EF7"/>
+          <w:left w:val="single" w:sz="6" w:space="0" w:color="328EF7"/>
+          <w:bottom w:val="single" w:sz="6" w:space="0" w:color="328EF7"/>
+          <w:right w:val="single" w:sz="6" w:space="0" w:color="328EF7"/>
+        </w:pBdr>
+        <w:shd w:val="clear" w:color="auto" w:fill="EBF4FE"/>
+        <w:spacing w:before="40" w:after="120"/>
+        <w:jc w:val="center"/>
+      </w:pPr>
       <w:r>
         <w:rPr>
           <w:b/>
+          <w:color w:val="328EF7"/>
+          <w:sz w:val="18"/>
         </w:rPr>
         <w:t>Hyderabad</w:t>
       </w:r>
       <w:r>
+        <w:rPr>
+          <w:color w:val="328EF7"/>
+          <w:sz w:val="18"/>
+        </w:rPr>
         <w:t xml:space="preserve"> · +91 93640 27487</w:t>
       </w:r>
       <w:hyperlink r:id="rId9">
         <w:r>
           <w:rPr>
             <w:rStyle w:val="Hyperlink"/>
+            <w:sz w:val="18"/>
           </w:rPr>
           <w:t xml:space="preserve"> · abhisheik@abhideo.ai</w:t>
         </w:r>
@@ -33,6 +50,7 @@
         <w:r>
           <w:rPr>
             <w:rStyle w:val="Hyperlink"/>
+            <w:sz w:val="18"/>
           </w:rPr>
           <w:t xml:space="preserve"> · linkedin.com/in/</w:t>
         </w:r>
@@ -42,6 +60,7 @@
           <w:rPr>
             <w:rStyle w:val="Hyperlink"/>
             <w:b/>
+            <w:sz w:val="18"/>
           </w:rPr>
           <w:t xml:space="preserve">abhisheikdeo</w:t>
         </w:r>
@@ -49,7 +68,7 @@
     </w:p>
     <w:p>
       <w:pPr>
-        <w:spacing w:after="120"/>
+        <w:pStyle w:val="Subtitle"/>
       </w:pPr>
       <w:r>
         <w:t>Hands-on Principal Architect · 19+ yrs · Java + Spring Boot (11 yrs) · Multi-tenant SaaS · AWS, Kubernetes, Terraform · Graph + GNN · LLM · HIPAA, ISO 27001 · AI-Leveraged Delivery (Claude Code + OpenAI Codex)</w:t>
@@ -214,7 +233,7 @@
     </w:p>
     <w:p>
       <w:pPr>
-        <w:pStyle w:val="Heading3"/>
+        <w:pStyle w:val="Heading4"/>
       </w:pPr>
       <w:r>
         <w:t>Technology Leadership &amp; Strategy</w:t>
@@ -281,7 +300,7 @@
     </w:p>
     <w:p>
       <w:pPr>
-        <w:pStyle w:val="Heading3"/>
+        <w:pStyle w:val="Heading4"/>
       </w:pPr>
       <w:r>
         <w:t>Engineering Excellence</w:t>
@@ -536,7 +555,7 @@
     </w:p>
     <w:p>
       <w:pPr>
-        <w:pStyle w:val="Heading3"/>
+        <w:pStyle w:val="Heading4"/>
       </w:pPr>
       <w:r>
         <w:t>Business &amp; Delivery</w:t>
@@ -618,6 +637,7 @@
     <w:p>
       <w:pPr>
         <w:pStyle w:val="Heading3"/>
+        <w:shd w:val="clear" w:color="auto" w:fill="EBF4FE"/>
       </w:pPr>
       <w:r>
         <w:rPr>
@@ -626,18 +646,28 @@
         <w:t>VoltusWave Technologies</w:t>
       </w:r>
       <w:r>
+        <w:rPr>
+          <w:color w:val="000000"/>
+        </w:rPr>
         <w:t xml:space="preserve"> · Principal Software Architect</w:t>
       </w:r>
       <w:r>
+        <w:rPr>
+          <w:color w:val="000000"/>
+        </w:rPr>
         <w:t xml:space="preserve"> · Mar 2025 – </w:t>
       </w:r>
       <w:r>
         <w:rPr>
           <w:b/>
+          <w:color w:val="000000"/>
         </w:rPr>
         <w:t>Apr 2026</w:t>
       </w:r>
       <w:r>
+        <w:rPr>
+          <w:color w:val="000000"/>
+        </w:rPr>
         <w:t xml:space="preserve"> · Hyderabad</w:t>
       </w:r>
     </w:p>
@@ -1394,6 +1424,7 @@
     <w:p>
       <w:pPr>
         <w:pStyle w:val="Heading3"/>
+        <w:shd w:val="clear" w:color="auto" w:fill="EBF4FE"/>
       </w:pPr>
       <w:r>
         <w:rPr>
@@ -1402,15 +1433,27 @@
         <w:t>Deque Software</w:t>
       </w:r>
       <w:r>
+        <w:rPr>
+          <w:color w:val="000000"/>
+        </w:rPr>
         <w:t xml:space="preserve"> · Lead SDE / Sr. Staff Engineer / Staff Software Engineer</w:t>
       </w:r>
       <w:r>
+        <w:rPr>
+          <w:color w:val="000000"/>
+        </w:rPr>
         <w:t xml:space="preserve"> · Dec 2019 – </w:t>
       </w:r>
       <w:r>
+        <w:rPr>
+          <w:color w:val="000000"/>
+        </w:rPr>
         <w:t>Feb 2025</w:t>
       </w:r>
       <w:r>
+        <w:rPr>
+          <w:color w:val="000000"/>
+        </w:rPr>
         <w:t xml:space="preserve"> · Hyderabad</w:t>
       </w:r>
     </w:p>
@@ -1844,6 +1887,7 @@
     <w:p>
       <w:pPr>
         <w:pStyle w:val="Heading3"/>
+        <w:shd w:val="clear" w:color="auto" w:fill="EBF4FE"/>
       </w:pPr>
       <w:r>
         <w:rPr>
@@ -1852,15 +1896,27 @@
         <w:t>Rocket Software</w:t>
       </w:r>
       <w:r>
+        <w:rPr>
+          <w:color w:val="000000"/>
+        </w:rPr>
         <w:t xml:space="preserve"> · Software Engineer III</w:t>
       </w:r>
       <w:r>
+        <w:rPr>
+          <w:color w:val="000000"/>
+        </w:rPr>
         <w:t xml:space="preserve"> · Aug 2018 – </w:t>
       </w:r>
       <w:r>
+        <w:rPr>
+          <w:color w:val="000000"/>
+        </w:rPr>
         <w:t>Jul 2019</w:t>
       </w:r>
       <w:r>
+        <w:rPr>
+          <w:color w:val="000000"/>
+        </w:rPr>
         <w:t xml:space="preserve"> · Bangalore</w:t>
       </w:r>
     </w:p>
@@ -1980,6 +2036,7 @@
     <w:p>
       <w:pPr>
         <w:pStyle w:val="Heading3"/>
+        <w:shd w:val="clear" w:color="auto" w:fill="EBF4FE"/>
       </w:pPr>
       <w:r>
         <w:rPr>
@@ -1988,15 +2045,27 @@
         <w:t>VoltusWave Technologies</w:t>
       </w:r>
       <w:r>
+        <w:rPr>
+          <w:color w:val="000000"/>
+        </w:rPr>
         <w:t xml:space="preserve"> · Co-Founder &amp; VP of Technology</w:t>
       </w:r>
       <w:r>
+        <w:rPr>
+          <w:color w:val="000000"/>
+        </w:rPr>
         <w:t xml:space="preserve"> · Mar 2017 – </w:t>
       </w:r>
       <w:r>
+        <w:rPr>
+          <w:color w:val="000000"/>
+        </w:rPr>
         <w:t>Apr 2018</w:t>
       </w:r>
       <w:r>
+        <w:rPr>
+          <w:color w:val="000000"/>
+        </w:rPr>
         <w:t xml:space="preserve"> · Hyderabad</w:t>
       </w:r>
     </w:p>
@@ -2078,6 +2147,7 @@
     <w:p>
       <w:pPr>
         <w:pStyle w:val="Heading3"/>
+        <w:shd w:val="clear" w:color="auto" w:fill="EBF4FE"/>
       </w:pPr>
       <w:r>
         <w:rPr>
@@ -2086,15 +2156,27 @@
         <w:t>Teletext India</w:t>
       </w:r>
       <w:r>
+        <w:rPr>
+          <w:color w:val="000000"/>
+        </w:rPr>
         <w:t xml:space="preserve"> · Senior Software Engineer</w:t>
       </w:r>
       <w:r>
+        <w:rPr>
+          <w:color w:val="000000"/>
+        </w:rPr>
         <w:t xml:space="preserve"> · Mar 2016 – </w:t>
       </w:r>
       <w:r>
+        <w:rPr>
+          <w:color w:val="000000"/>
+        </w:rPr>
         <w:t>Mar 2017</w:t>
       </w:r>
       <w:r>
+        <w:rPr>
+          <w:color w:val="000000"/>
+        </w:rPr>
         <w:t xml:space="preserve"> · Hyderabad</w:t>
       </w:r>
     </w:p>
@@ -2229,6 +2311,7 @@
     <w:p>
       <w:pPr>
         <w:pStyle w:val="Heading3"/>
+        <w:shd w:val="clear" w:color="auto" w:fill="EBF4FE"/>
       </w:pPr>
       <w:r>
         <w:rPr>
@@ -2237,15 +2320,27 @@
         <w:t>CURA Software Solutions</w:t>
       </w:r>
       <w:r>
+        <w:rPr>
+          <w:color w:val="000000"/>
+        </w:rPr>
         <w:t xml:space="preserve"> · Technical Architect</w:t>
       </w:r>
       <w:r>
+        <w:rPr>
+          <w:color w:val="000000"/>
+        </w:rPr>
         <w:t xml:space="preserve"> · May 2015 – </w:t>
       </w:r>
       <w:r>
+        <w:rPr>
+          <w:color w:val="000000"/>
+        </w:rPr>
         <w:t>Nov 2015</w:t>
       </w:r>
       <w:r>
+        <w:rPr>
+          <w:color w:val="000000"/>
+        </w:rPr>
         <w:t xml:space="preserve"> · Hyderabad</w:t>
       </w:r>
     </w:p>
@@ -2345,6 +2440,7 @@
     <w:p>
       <w:pPr>
         <w:pStyle w:val="Heading3"/>
+        <w:shd w:val="clear" w:color="auto" w:fill="EBF4FE"/>
       </w:pPr>
       <w:r>
         <w:rPr>
@@ -2353,15 +2449,27 @@
         <w:t>innRoad India Hotel Software</w:t>
       </w:r>
       <w:r>
+        <w:rPr>
+          <w:color w:val="000000"/>
+        </w:rPr>
         <w:t xml:space="preserve"> · Technical Lead</w:t>
       </w:r>
       <w:r>
+        <w:rPr>
+          <w:color w:val="000000"/>
+        </w:rPr>
         <w:t xml:space="preserve"> · Jul 2013 – </w:t>
       </w:r>
       <w:r>
+        <w:rPr>
+          <w:color w:val="000000"/>
+        </w:rPr>
         <w:t>May 2015</w:t>
       </w:r>
       <w:r>
+        <w:rPr>
+          <w:color w:val="000000"/>
+        </w:rPr>
         <w:t xml:space="preserve"> · Hyderabad</w:t>
       </w:r>
     </w:p>
@@ -2473,6 +2581,7 @@
     <w:p>
       <w:pPr>
         <w:pStyle w:val="Heading3"/>
+        <w:shd w:val="clear" w:color="auto" w:fill="EBF4FE"/>
       </w:pPr>
       <w:r>
         <w:rPr>
@@ -2481,15 +2590,27 @@
         <w:t>McDonald's Corporation</w:t>
       </w:r>
       <w:r>
+        <w:rPr>
+          <w:color w:val="000000"/>
+        </w:rPr>
         <w:t xml:space="preserve"> · Software Architect</w:t>
       </w:r>
       <w:r>
+        <w:rPr>
+          <w:color w:val="000000"/>
+        </w:rPr>
         <w:t xml:space="preserve"> · Jun 2012 – </w:t>
       </w:r>
       <w:r>
+        <w:rPr>
+          <w:color w:val="000000"/>
+        </w:rPr>
         <w:t>May 2013</w:t>
       </w:r>
       <w:r>
+        <w:rPr>
+          <w:color w:val="000000"/>
+        </w:rPr>
         <w:t xml:space="preserve"> · Oak Brook, IL</w:t>
       </w:r>
     </w:p>
@@ -2580,6 +2701,7 @@
     <w:p>
       <w:pPr>
         <w:pStyle w:val="Heading3"/>
+        <w:shd w:val="clear" w:color="auto" w:fill="EBF4FE"/>
       </w:pPr>
       <w:r>
         <w:rPr>
@@ -2588,15 +2710,27 @@
         <w:t>El Paso Corporation</w:t>
       </w:r>
       <w:r>
+        <w:rPr>
+          <w:color w:val="000000"/>
+        </w:rPr>
         <w:t xml:space="preserve"> · Senior Java Developer</w:t>
       </w:r>
       <w:r>
+        <w:rPr>
+          <w:color w:val="000000"/>
+        </w:rPr>
         <w:t xml:space="preserve"> · Apr 2008 – </w:t>
       </w:r>
       <w:r>
+        <w:rPr>
+          <w:color w:val="000000"/>
+        </w:rPr>
         <w:t>May 2012</w:t>
       </w:r>
       <w:r>
+        <w:rPr>
+          <w:color w:val="000000"/>
+        </w:rPr>
         <w:t xml:space="preserve"> · Houston, TX</w:t>
       </w:r>
     </w:p>
@@ -2719,6 +2853,7 @@
     <w:p>
       <w:pPr>
         <w:pStyle w:val="Heading3"/>
+        <w:shd w:val="clear" w:color="auto" w:fill="EBF4FE"/>
       </w:pPr>
       <w:r>
         <w:rPr>
@@ -2727,15 +2862,27 @@
         <w:t>LyntonWeb</w:t>
       </w:r>
       <w:r>
+        <w:rPr>
+          <w:color w:val="000000"/>
+        </w:rPr>
         <w:t xml:space="preserve"> · .NET Developer</w:t>
       </w:r>
       <w:r>
+        <w:rPr>
+          <w:color w:val="000000"/>
+        </w:rPr>
         <w:t xml:space="preserve"> · Apr 2007 – </w:t>
       </w:r>
       <w:r>
+        <w:rPr>
+          <w:color w:val="000000"/>
+        </w:rPr>
         <w:t>Apr 2008</w:t>
       </w:r>
       <w:r>
+        <w:rPr>
+          <w:color w:val="000000"/>
+        </w:rPr>
         <w:t xml:space="preserve"> · Houston, TX</w:t>
       </w:r>
     </w:p>
@@ -2815,7 +2962,10 @@
       </w:r>
     </w:p>
     <w:p>
-      <w:pPr/>
+      <w:pPr>
+        <w:pStyle w:val="Heading3"/>
+        <w:shd w:val="clear" w:color="auto" w:fill="EBF4FE"/>
+      </w:pPr>
       <w:r>
         <w:rPr>
           <w:b/>
@@ -2823,11 +2973,17 @@
         <w:t>MS Computer Science</w:t>
       </w:r>
       <w:r>
+        <w:rPr>
+          <w:color w:val="000000"/>
+        </w:rPr>
         <w:t>, University of Houston (Aug 2004 – Dec 2007)</w:t>
       </w:r>
     </w:p>
     <w:p>
-      <w:pPr/>
+      <w:pPr>
+        <w:pStyle w:val="Heading3"/>
+        <w:shd w:val="clear" w:color="auto" w:fill="EBF4FE"/>
+      </w:pPr>
       <w:r>
         <w:rPr>
           <w:b/>
@@ -2835,12 +2991,15 @@
         <w:t>PG Diploma in Artificial Intelligence / Machine Learning</w:t>
       </w:r>
       <w:r>
+        <w:rPr>
+          <w:color w:val="000000"/>
+        </w:rPr>
         <w:t>, IIIT Bangalore (Jan 2021)</w:t>
       </w:r>
     </w:p>
     <w:sectPr>
-      <w:pgSz w:w="11909" w:h="16834"/>
-      <w:pgMar w:top="720" w:right="864" w:bottom="720" w:left="864" w:header="720" w:footer="720" w:gutter="0"/>
+      <w:pgSz w:w="11906" w:h="16838"/>
+      <w:pgMar w:top="367" w:right="390" w:bottom="484" w:left="397" w:header="720" w:footer="720" w:gutter="0"/>
       <w:cols w:space="720"/>
       <w:docGrid w:linePitch="360"/>
     </w:sectPr>
@@ -3008,16 +3167,16 @@
       <w:start w:val="1"/>
       <w:numFmt w:val="bullet"/>
       <w:pStyle w:val="ListBullet"/>
-      <w:lvlText w:val=""/>
+      <w:lvlText w:val="•"/>
       <w:lvlJc w:val="left"/>
       <w:pPr>
         <w:tabs>
-          <w:tab w:val="num" w:pos="360"/>
+          <w:tab w:val="num" w:pos="240"/>
         </w:tabs>
-        <w:ind w:left="360" w:hanging="360"/>
+        <w:ind w:left="240" w:hanging="168"/>
       </w:pPr>
       <w:rPr>
-        <w:rFonts w:ascii="Symbol" w:hAnsi="Symbol" w:hint="default"/>
+        <w:rFonts w:ascii="Calibri" w:hAnsi="Calibri" w:eastAsia="Calibri" w:cs="Calibri"/>
       </w:rPr>
     </w:lvl>
   </w:abstractNum>
@@ -3212,11 +3371,13 @@
     <w:qFormat/>
     <w:rsid w:val="00FC693F"/>
     <w:pPr>
-      <w:spacing w:before="0" w:after="60" w:line="240" w:lineRule="auto"/>
+      <w:spacing w:before="0" w:after="45" w:line="259" w:lineRule="auto"/>
+      <w:jc w:val="left"/>
     </w:pPr>
     <w:rPr>
       <w:rFonts w:ascii="Calibri" w:hAnsi="Calibri" w:eastAsia="Calibri" w:cs="Calibri"/>
-      <w:sz w:val="21"/>
+      <w:color w:val="000000"/>
+      <w:sz w:val="16"/>
     </w:rPr>
   </w:style>
   <w:style w:type="paragraph" w:styleId="Header">
@@ -3274,14 +3435,14 @@
     <w:pPr>
       <w:keepNext/>
       <w:keepLines/>
-      <w:spacing w:before="0" w:after="40"/>
+      <w:spacing w:before="0" w:after="0"/>
       <w:outlineLvl w:val="0"/>
     </w:pPr>
     <w:rPr>
       <w:rFonts w:ascii="Calibri" w:hAnsi="Calibri" w:eastAsia="Calibri" w:cs="Calibri"/>
       <w:b/>
       <w:bCs/>
-      <w:color w:val="000000"/>
+      <w:color w:val="328EF7"/>
       <w:sz w:val="40"/>
       <w:szCs w:val="28"/>
     </w:rPr>
@@ -3298,7 +3459,11 @@
     <w:pPr>
       <w:keepNext/>
       <w:keepLines/>
-      <w:spacing w:before="160" w:after="40"/>
+      <w:pBdr>
+        <w:top w:val="single" w:sz="12" w:space="3" w:color="328EF7"/>
+      </w:pBdr>
+      <w:spacing w:before="160" w:after="48"/>
+      <w:jc w:val="center"/>
       <w:outlineLvl w:val="1"/>
     </w:pPr>
     <w:rPr>
@@ -3306,7 +3471,7 @@
       <w:b/>
       <w:bCs/>
       <w:caps/>
-      <w:color w:val="000000"/>
+      <w:color w:val="328EF7"/>
       <w:sz w:val="22"/>
       <w:szCs w:val="26"/>
     </w:rPr>
@@ -3323,15 +3488,14 @@
     <w:pPr>
       <w:keepNext/>
       <w:keepLines/>
-      <w:spacing w:before="100" w:after="20"/>
+      <w:spacing w:before="80" w:after="100"/>
       <w:outlineLvl w:val="2"/>
     </w:pPr>
     <w:rPr>
       <w:rFonts w:ascii="Calibri" w:hAnsi="Calibri" w:eastAsia="Calibri" w:cs="Calibri"/>
-      <w:b w:val="0"/>
       <w:bCs/>
-      <w:color w:val="000000"/>
-      <w:sz w:val="21"/>
+      <w:color w:val="328EF7"/>
+      <w:sz w:val="19"/>
     </w:rPr>
   </w:style>
   <w:style w:type="paragraph" w:styleId="Heading4">
@@ -3347,16 +3511,15 @@
     <w:pPr>
       <w:keepNext/>
       <w:keepLines/>
-      <w:spacing w:before="200" w:after="0"/>
+      <w:spacing w:before="80" w:after="45"/>
       <w:outlineLvl w:val="3"/>
     </w:pPr>
     <w:rPr>
-      <w:rFonts w:asciiTheme="majorHAnsi" w:eastAsiaTheme="majorEastAsia" w:hAnsiTheme="majorHAnsi" w:cstheme="majorBidi"/>
-      <w:b/>
+      <w:rFonts w:ascii="Calibri" w:hAnsi="Calibri" w:eastAsia="Calibri" w:cs="Calibri"/>
       <w:bCs/>
-      <w:i/>
       <w:iCs/>
-      <w:color w:val="4F81BD" w:themeColor="accent1"/>
+      <w:color w:val="000000"/>
+      <w:sz w:val="16"/>
     </w:rPr>
   </w:style>
   <w:style w:type="paragraph" w:styleId="Heading5">
@@ -3601,17 +3764,15 @@
     <w:qFormat/>
     <w:rsid w:val="00FC693F"/>
     <w:pPr>
-      <w:numPr>
-        <w:ilvl w:val="1"/>
-      </w:numPr>
+      <w:spacing w:before="0" w:after="120"/>
+      <w:jc w:val="left"/>
     </w:pPr>
     <w:rPr>
-      <w:rFonts w:asciiTheme="majorHAnsi" w:eastAsiaTheme="majorEastAsia" w:hAnsiTheme="majorHAnsi" w:cstheme="majorBidi"/>
-      <w:i/>
+      <w:rFonts w:ascii="Calibri" w:hAnsi="Calibri" w:eastAsia="Calibri" w:cs="Calibri"/>
+      <w:b/>
       <w:iCs/>
-      <w:color w:val="4F81BD" w:themeColor="accent1"/>
-      <w:spacing w:val="15"/>
-      <w:sz w:val="24"/>
+      <w:color w:val="328EF7"/>
+      <w:sz w:val="22"/>
       <w:szCs w:val="24"/>
     </w:rPr>
   </w:style>
@@ -3747,12 +3908,14 @@
       <w:numPr>
         <w:numId w:val="1"/>
       </w:numPr>
-      <w:spacing w:before="0" w:after="20"/>
-      <w:ind w:left="317" w:hanging="317"/>
+      <w:spacing w:before="0" w:after="39" w:line="259" w:lineRule="auto"/>
+      <w:ind w:left="240" w:hanging="168"/>
+      <w:jc w:val="left"/>
     </w:pPr>
     <w:rPr>
       <w:rFonts w:ascii="Calibri" w:hAnsi="Calibri" w:eastAsia="Calibri" w:cs="Calibri"/>
-      <w:sz w:val="21"/>
+      <w:color w:val="000000"/>
+      <w:sz w:val="16"/>
     </w:rPr>
   </w:style>
   <w:style w:type="paragraph" w:styleId="ListBullet2">
@@ -14911,7 +15074,7 @@
   <w:style w:type="character" w:customStyle="1" w:styleId="Hyperlink">
     <w:name w:val="Hyperlink"/>
     <w:rPr>
-      <w:color w:val="0B4F9E"/>
+      <w:color w:val="328EF7"/>
       <w:u w:val="single"/>
     </w:rPr>
   </w:style>

--- a/master/Abhisheik_Deo_Resume.docx
+++ b/master/Abhisheik_Deo_Resume.docx
@@ -631,13 +631,46 @@
         <w:pStyle w:val="Heading2"/>
       </w:pPr>
       <w:r>
-        <w:t>Experience</w:t>
+        <w:t>Professional Experience</w:t>
       </w:r>
     </w:p>
     <w:p>
       <w:pPr>
         <w:pStyle w:val="Heading3"/>
         <w:shd w:val="clear" w:color="auto" w:fill="EBF4FE"/>
+        <w:tabs>
+          <w:tab w:pos="11119" w:val="right"/>
+        </w:tabs>
+      </w:pPr>
+      <w:r>
+        <w:rPr>
+          <w:b/>
+        </w:rPr>
+        <w:t>Principal Software Architect</w:t>
+      </w:r>
+      <w:r>
+        <w:tab/>
+      </w:r>
+      <w:r>
+        <w:rPr>
+          <w:color w:val="000000"/>
+        </w:rPr>
+        <w:t xml:space="preserve">Mar '25 - </w:t>
+      </w:r>
+      <w:r>
+        <w:rPr>
+          <w:b/>
+          <w:color w:val="000000"/>
+        </w:rPr>
+        <w:t>Apr '26</w:t>
+      </w:r>
+    </w:p>
+    <w:p>
+      <w:pPr>
+        <w:pStyle w:val="Heading3"/>
+        <w:tabs>
+          <w:tab w:pos="11119" w:val="right"/>
+        </w:tabs>
       </w:pPr>
       <w:r>
         <w:rPr>
@@ -646,29 +679,13 @@
         <w:t>VoltusWave Technologies</w:t>
       </w:r>
       <w:r>
+        <w:tab/>
+      </w:r>
+      <w:r>
         <w:rPr>
           <w:color w:val="000000"/>
         </w:rPr>
-        <w:t xml:space="preserve"> · Principal Software Architect</w:t>
-      </w:r>
-      <w:r>
-        <w:rPr>
-          <w:color w:val="000000"/>
-        </w:rPr>
-        <w:t xml:space="preserve"> · Mar 2025 – </w:t>
-      </w:r>
-      <w:r>
-        <w:rPr>
-          <w:b/>
-          <w:color w:val="000000"/>
-        </w:rPr>
-        <w:t>Apr 2026</w:t>
-      </w:r>
-      <w:r>
-        <w:rPr>
-          <w:color w:val="000000"/>
-        </w:rPr>
-        <w:t xml:space="preserve"> · Hyderabad</w:t>
+        <w:t>Hyderabad</w:t>
       </w:r>
     </w:p>
     <w:p>
@@ -1425,6 +1442,38 @@
       <w:pPr>
         <w:pStyle w:val="Heading3"/>
         <w:shd w:val="clear" w:color="auto" w:fill="EBF4FE"/>
+        <w:tabs>
+          <w:tab w:pos="11119" w:val="right"/>
+        </w:tabs>
+      </w:pPr>
+      <w:r>
+        <w:rPr>
+          <w:b/>
+        </w:rPr>
+        <w:t>Lead SDE / Sr. Staff Engineer / Staff Software Engineer</w:t>
+      </w:r>
+      <w:r>
+        <w:tab/>
+      </w:r>
+      <w:r>
+        <w:rPr>
+          <w:color w:val="000000"/>
+        </w:rPr>
+        <w:t xml:space="preserve">Dec '19 - </w:t>
+      </w:r>
+      <w:r>
+        <w:rPr>
+          <w:color w:val="000000"/>
+        </w:rPr>
+        <w:t>Feb '25</w:t>
+      </w:r>
+    </w:p>
+    <w:p>
+      <w:pPr>
+        <w:pStyle w:val="Heading3"/>
+        <w:tabs>
+          <w:tab w:pos="11119" w:val="right"/>
+        </w:tabs>
       </w:pPr>
       <w:r>
         <w:rPr>
@@ -1433,28 +1482,13 @@
         <w:t>Deque Software</w:t>
       </w:r>
       <w:r>
+        <w:tab/>
+      </w:r>
+      <w:r>
         <w:rPr>
           <w:color w:val="000000"/>
         </w:rPr>
-        <w:t xml:space="preserve"> · Lead SDE / Sr. Staff Engineer / Staff Software Engineer</w:t>
-      </w:r>
-      <w:r>
-        <w:rPr>
-          <w:color w:val="000000"/>
-        </w:rPr>
-        <w:t xml:space="preserve"> · Dec 2019 – </w:t>
-      </w:r>
-      <w:r>
-        <w:rPr>
-          <w:color w:val="000000"/>
-        </w:rPr>
-        <w:t>Feb 2025</w:t>
-      </w:r>
-      <w:r>
-        <w:rPr>
-          <w:color w:val="000000"/>
-        </w:rPr>
-        <w:t xml:space="preserve"> · Hyderabad</w:t>
+        <w:t>Hyderabad</w:t>
       </w:r>
     </w:p>
     <w:p>
@@ -1888,6 +1922,38 @@
       <w:pPr>
         <w:pStyle w:val="Heading3"/>
         <w:shd w:val="clear" w:color="auto" w:fill="EBF4FE"/>
+        <w:tabs>
+          <w:tab w:pos="11119" w:val="right"/>
+        </w:tabs>
+      </w:pPr>
+      <w:r>
+        <w:rPr>
+          <w:b/>
+        </w:rPr>
+        <w:t>Software Engineer III</w:t>
+      </w:r>
+      <w:r>
+        <w:tab/>
+      </w:r>
+      <w:r>
+        <w:rPr>
+          <w:color w:val="000000"/>
+        </w:rPr>
+        <w:t xml:space="preserve">Aug '18 - </w:t>
+      </w:r>
+      <w:r>
+        <w:rPr>
+          <w:color w:val="000000"/>
+        </w:rPr>
+        <w:t>Jul '19</w:t>
+      </w:r>
+    </w:p>
+    <w:p>
+      <w:pPr>
+        <w:pStyle w:val="Heading3"/>
+        <w:tabs>
+          <w:tab w:pos="11119" w:val="right"/>
+        </w:tabs>
       </w:pPr>
       <w:r>
         <w:rPr>
@@ -1896,28 +1962,13 @@
         <w:t>Rocket Software</w:t>
       </w:r>
       <w:r>
+        <w:tab/>
+      </w:r>
+      <w:r>
         <w:rPr>
           <w:color w:val="000000"/>
         </w:rPr>
-        <w:t xml:space="preserve"> · Software Engineer III</w:t>
-      </w:r>
-      <w:r>
-        <w:rPr>
-          <w:color w:val="000000"/>
-        </w:rPr>
-        <w:t xml:space="preserve"> · Aug 2018 – </w:t>
-      </w:r>
-      <w:r>
-        <w:rPr>
-          <w:color w:val="000000"/>
-        </w:rPr>
-        <w:t>Jul 2019</w:t>
-      </w:r>
-      <w:r>
-        <w:rPr>
-          <w:color w:val="000000"/>
-        </w:rPr>
-        <w:t xml:space="preserve"> · Bangalore</w:t>
+        <w:t>Bangalore</w:t>
       </w:r>
     </w:p>
     <w:p>
@@ -2037,6 +2088,38 @@
       <w:pPr>
         <w:pStyle w:val="Heading3"/>
         <w:shd w:val="clear" w:color="auto" w:fill="EBF4FE"/>
+        <w:tabs>
+          <w:tab w:pos="11119" w:val="right"/>
+        </w:tabs>
+      </w:pPr>
+      <w:r>
+        <w:rPr>
+          <w:b/>
+        </w:rPr>
+        <w:t>Co-Founder &amp; VP of Technology</w:t>
+      </w:r>
+      <w:r>
+        <w:tab/>
+      </w:r>
+      <w:r>
+        <w:rPr>
+          <w:color w:val="000000"/>
+        </w:rPr>
+        <w:t xml:space="preserve">Mar '17 - </w:t>
+      </w:r>
+      <w:r>
+        <w:rPr>
+          <w:color w:val="000000"/>
+        </w:rPr>
+        <w:t>Apr '18</w:t>
+      </w:r>
+    </w:p>
+    <w:p>
+      <w:pPr>
+        <w:pStyle w:val="Heading3"/>
+        <w:tabs>
+          <w:tab w:pos="11119" w:val="right"/>
+        </w:tabs>
       </w:pPr>
       <w:r>
         <w:rPr>
@@ -2045,28 +2128,13 @@
         <w:t>VoltusWave Technologies</w:t>
       </w:r>
       <w:r>
+        <w:tab/>
+      </w:r>
+      <w:r>
         <w:rPr>
           <w:color w:val="000000"/>
         </w:rPr>
-        <w:t xml:space="preserve"> · Co-Founder &amp; VP of Technology</w:t>
-      </w:r>
-      <w:r>
-        <w:rPr>
-          <w:color w:val="000000"/>
-        </w:rPr>
-        <w:t xml:space="preserve"> · Mar 2017 – </w:t>
-      </w:r>
-      <w:r>
-        <w:rPr>
-          <w:color w:val="000000"/>
-        </w:rPr>
-        <w:t>Apr 2018</w:t>
-      </w:r>
-      <w:r>
-        <w:rPr>
-          <w:color w:val="000000"/>
-        </w:rPr>
-        <w:t xml:space="preserve"> · Hyderabad</w:t>
+        <w:t>Hyderabad</w:t>
       </w:r>
     </w:p>
     <w:p>
@@ -2148,6 +2216,38 @@
       <w:pPr>
         <w:pStyle w:val="Heading3"/>
         <w:shd w:val="clear" w:color="auto" w:fill="EBF4FE"/>
+        <w:tabs>
+          <w:tab w:pos="11119" w:val="right"/>
+        </w:tabs>
+      </w:pPr>
+      <w:r>
+        <w:rPr>
+          <w:b/>
+        </w:rPr>
+        <w:t>Senior Software Engineer</w:t>
+      </w:r>
+      <w:r>
+        <w:tab/>
+      </w:r>
+      <w:r>
+        <w:rPr>
+          <w:color w:val="000000"/>
+        </w:rPr>
+        <w:t xml:space="preserve">Mar '16 - </w:t>
+      </w:r>
+      <w:r>
+        <w:rPr>
+          <w:color w:val="000000"/>
+        </w:rPr>
+        <w:t>Mar '17</w:t>
+      </w:r>
+    </w:p>
+    <w:p>
+      <w:pPr>
+        <w:pStyle w:val="Heading3"/>
+        <w:tabs>
+          <w:tab w:pos="11119" w:val="right"/>
+        </w:tabs>
       </w:pPr>
       <w:r>
         <w:rPr>
@@ -2156,28 +2256,13 @@
         <w:t>Teletext India</w:t>
       </w:r>
       <w:r>
+        <w:tab/>
+      </w:r>
+      <w:r>
         <w:rPr>
           <w:color w:val="000000"/>
         </w:rPr>
-        <w:t xml:space="preserve"> · Senior Software Engineer</w:t>
-      </w:r>
-      <w:r>
-        <w:rPr>
-          <w:color w:val="000000"/>
-        </w:rPr>
-        <w:t xml:space="preserve"> · Mar 2016 – </w:t>
-      </w:r>
-      <w:r>
-        <w:rPr>
-          <w:color w:val="000000"/>
-        </w:rPr>
-        <w:t>Mar 2017</w:t>
-      </w:r>
-      <w:r>
-        <w:rPr>
-          <w:color w:val="000000"/>
-        </w:rPr>
-        <w:t xml:space="preserve"> · Hyderabad</w:t>
+        <w:t>Hyderabad</w:t>
       </w:r>
     </w:p>
     <w:p>
@@ -2312,6 +2397,38 @@
       <w:pPr>
         <w:pStyle w:val="Heading3"/>
         <w:shd w:val="clear" w:color="auto" w:fill="EBF4FE"/>
+        <w:tabs>
+          <w:tab w:pos="11119" w:val="right"/>
+        </w:tabs>
+      </w:pPr>
+      <w:r>
+        <w:rPr>
+          <w:b/>
+        </w:rPr>
+        <w:t>Technical Architect</w:t>
+      </w:r>
+      <w:r>
+        <w:tab/>
+      </w:r>
+      <w:r>
+        <w:rPr>
+          <w:color w:val="000000"/>
+        </w:rPr>
+        <w:t xml:space="preserve">May '15 - </w:t>
+      </w:r>
+      <w:r>
+        <w:rPr>
+          <w:color w:val="000000"/>
+        </w:rPr>
+        <w:t>Nov '15</w:t>
+      </w:r>
+    </w:p>
+    <w:p>
+      <w:pPr>
+        <w:pStyle w:val="Heading3"/>
+        <w:tabs>
+          <w:tab w:pos="11119" w:val="right"/>
+        </w:tabs>
       </w:pPr>
       <w:r>
         <w:rPr>
@@ -2320,28 +2437,13 @@
         <w:t>CURA Software Solutions</w:t>
       </w:r>
       <w:r>
+        <w:tab/>
+      </w:r>
+      <w:r>
         <w:rPr>
           <w:color w:val="000000"/>
         </w:rPr>
-        <w:t xml:space="preserve"> · Technical Architect</w:t>
-      </w:r>
-      <w:r>
-        <w:rPr>
-          <w:color w:val="000000"/>
-        </w:rPr>
-        <w:t xml:space="preserve"> · May 2015 – </w:t>
-      </w:r>
-      <w:r>
-        <w:rPr>
-          <w:color w:val="000000"/>
-        </w:rPr>
-        <w:t>Nov 2015</w:t>
-      </w:r>
-      <w:r>
-        <w:rPr>
-          <w:color w:val="000000"/>
-        </w:rPr>
-        <w:t xml:space="preserve"> · Hyderabad</w:t>
+        <w:t>Hyderabad</w:t>
       </w:r>
     </w:p>
     <w:p>
@@ -2441,6 +2543,38 @@
       <w:pPr>
         <w:pStyle w:val="Heading3"/>
         <w:shd w:val="clear" w:color="auto" w:fill="EBF4FE"/>
+        <w:tabs>
+          <w:tab w:pos="11119" w:val="right"/>
+        </w:tabs>
+      </w:pPr>
+      <w:r>
+        <w:rPr>
+          <w:b/>
+        </w:rPr>
+        <w:t>Technical Lead</w:t>
+      </w:r>
+      <w:r>
+        <w:tab/>
+      </w:r>
+      <w:r>
+        <w:rPr>
+          <w:color w:val="000000"/>
+        </w:rPr>
+        <w:t xml:space="preserve">Jul '13 - </w:t>
+      </w:r>
+      <w:r>
+        <w:rPr>
+          <w:color w:val="000000"/>
+        </w:rPr>
+        <w:t>May '15</w:t>
+      </w:r>
+    </w:p>
+    <w:p>
+      <w:pPr>
+        <w:pStyle w:val="Heading3"/>
+        <w:tabs>
+          <w:tab w:pos="11119" w:val="right"/>
+        </w:tabs>
       </w:pPr>
       <w:r>
         <w:rPr>
@@ -2449,28 +2583,13 @@
         <w:t>innRoad India Hotel Software</w:t>
       </w:r>
       <w:r>
+        <w:tab/>
+      </w:r>
+      <w:r>
         <w:rPr>
           <w:color w:val="000000"/>
         </w:rPr>
-        <w:t xml:space="preserve"> · Technical Lead</w:t>
-      </w:r>
-      <w:r>
-        <w:rPr>
-          <w:color w:val="000000"/>
-        </w:rPr>
-        <w:t xml:space="preserve"> · Jul 2013 – </w:t>
-      </w:r>
-      <w:r>
-        <w:rPr>
-          <w:color w:val="000000"/>
-        </w:rPr>
-        <w:t>May 2015</w:t>
-      </w:r>
-      <w:r>
-        <w:rPr>
-          <w:color w:val="000000"/>
-        </w:rPr>
-        <w:t xml:space="preserve"> · Hyderabad</w:t>
+        <w:t>Hyderabad</w:t>
       </w:r>
     </w:p>
     <w:p>
@@ -2582,6 +2701,38 @@
       <w:pPr>
         <w:pStyle w:val="Heading3"/>
         <w:shd w:val="clear" w:color="auto" w:fill="EBF4FE"/>
+        <w:tabs>
+          <w:tab w:pos="11119" w:val="right"/>
+        </w:tabs>
+      </w:pPr>
+      <w:r>
+        <w:rPr>
+          <w:b/>
+        </w:rPr>
+        <w:t>Software Architect</w:t>
+      </w:r>
+      <w:r>
+        <w:tab/>
+      </w:r>
+      <w:r>
+        <w:rPr>
+          <w:color w:val="000000"/>
+        </w:rPr>
+        <w:t xml:space="preserve">Jun '12 - </w:t>
+      </w:r>
+      <w:r>
+        <w:rPr>
+          <w:color w:val="000000"/>
+        </w:rPr>
+        <w:t>May '13</w:t>
+      </w:r>
+    </w:p>
+    <w:p>
+      <w:pPr>
+        <w:pStyle w:val="Heading3"/>
+        <w:tabs>
+          <w:tab w:pos="11119" w:val="right"/>
+        </w:tabs>
       </w:pPr>
       <w:r>
         <w:rPr>
@@ -2590,28 +2741,13 @@
         <w:t>McDonald's Corporation</w:t>
       </w:r>
       <w:r>
+        <w:tab/>
+      </w:r>
+      <w:r>
         <w:rPr>
           <w:color w:val="000000"/>
         </w:rPr>
-        <w:t xml:space="preserve"> · Software Architect</w:t>
-      </w:r>
-      <w:r>
-        <w:rPr>
-          <w:color w:val="000000"/>
-        </w:rPr>
-        <w:t xml:space="preserve"> · Jun 2012 – </w:t>
-      </w:r>
-      <w:r>
-        <w:rPr>
-          <w:color w:val="000000"/>
-        </w:rPr>
-        <w:t>May 2013</w:t>
-      </w:r>
-      <w:r>
-        <w:rPr>
-          <w:color w:val="000000"/>
-        </w:rPr>
-        <w:t xml:space="preserve"> · Oak Brook, IL</w:t>
+        <w:t>Oak Brook, IL</w:t>
       </w:r>
     </w:p>
     <w:p>
@@ -2702,6 +2838,38 @@
       <w:pPr>
         <w:pStyle w:val="Heading3"/>
         <w:shd w:val="clear" w:color="auto" w:fill="EBF4FE"/>
+        <w:tabs>
+          <w:tab w:pos="11119" w:val="right"/>
+        </w:tabs>
+      </w:pPr>
+      <w:r>
+        <w:rPr>
+          <w:b/>
+        </w:rPr>
+        <w:t>Senior Java Developer</w:t>
+      </w:r>
+      <w:r>
+        <w:tab/>
+      </w:r>
+      <w:r>
+        <w:rPr>
+          <w:color w:val="000000"/>
+        </w:rPr>
+        <w:t xml:space="preserve">Apr '08 - </w:t>
+      </w:r>
+      <w:r>
+        <w:rPr>
+          <w:color w:val="000000"/>
+        </w:rPr>
+        <w:t>May '12</w:t>
+      </w:r>
+    </w:p>
+    <w:p>
+      <w:pPr>
+        <w:pStyle w:val="Heading3"/>
+        <w:tabs>
+          <w:tab w:pos="11119" w:val="right"/>
+        </w:tabs>
       </w:pPr>
       <w:r>
         <w:rPr>
@@ -2710,28 +2878,13 @@
         <w:t>El Paso Corporation</w:t>
       </w:r>
       <w:r>
+        <w:tab/>
+      </w:r>
+      <w:r>
         <w:rPr>
           <w:color w:val="000000"/>
         </w:rPr>
-        <w:t xml:space="preserve"> · Senior Java Developer</w:t>
-      </w:r>
-      <w:r>
-        <w:rPr>
-          <w:color w:val="000000"/>
-        </w:rPr>
-        <w:t xml:space="preserve"> · Apr 2008 – </w:t>
-      </w:r>
-      <w:r>
-        <w:rPr>
-          <w:color w:val="000000"/>
-        </w:rPr>
-        <w:t>May 2012</w:t>
-      </w:r>
-      <w:r>
-        <w:rPr>
-          <w:color w:val="000000"/>
-        </w:rPr>
-        <w:t xml:space="preserve"> · Houston, TX</w:t>
+        <w:t>Houston, TX</w:t>
       </w:r>
     </w:p>
     <w:p>
@@ -2854,6 +3007,38 @@
       <w:pPr>
         <w:pStyle w:val="Heading3"/>
         <w:shd w:val="clear" w:color="auto" w:fill="EBF4FE"/>
+        <w:tabs>
+          <w:tab w:pos="11119" w:val="right"/>
+        </w:tabs>
+      </w:pPr>
+      <w:r>
+        <w:rPr>
+          <w:b/>
+        </w:rPr>
+        <w:t>.NET Developer</w:t>
+      </w:r>
+      <w:r>
+        <w:tab/>
+      </w:r>
+      <w:r>
+        <w:rPr>
+          <w:color w:val="000000"/>
+        </w:rPr>
+        <w:t xml:space="preserve">Apr '07 - </w:t>
+      </w:r>
+      <w:r>
+        <w:rPr>
+          <w:color w:val="000000"/>
+        </w:rPr>
+        <w:t>Apr '08</w:t>
+      </w:r>
+    </w:p>
+    <w:p>
+      <w:pPr>
+        <w:pStyle w:val="Heading3"/>
+        <w:tabs>
+          <w:tab w:pos="11119" w:val="right"/>
+        </w:tabs>
       </w:pPr>
       <w:r>
         <w:rPr>
@@ -2862,28 +3047,13 @@
         <w:t>LyntonWeb</w:t>
       </w:r>
       <w:r>
+        <w:tab/>
+      </w:r>
+      <w:r>
         <w:rPr>
           <w:color w:val="000000"/>
         </w:rPr>
-        <w:t xml:space="preserve"> · .NET Developer</w:t>
-      </w:r>
-      <w:r>
-        <w:rPr>
-          <w:color w:val="000000"/>
-        </w:rPr>
-        <w:t xml:space="preserve"> · Apr 2007 – </w:t>
-      </w:r>
-      <w:r>
-        <w:rPr>
-          <w:color w:val="000000"/>
-        </w:rPr>
-        <w:t>Apr 2008</w:t>
-      </w:r>
-      <w:r>
-        <w:rPr>
-          <w:color w:val="000000"/>
-        </w:rPr>
-        <w:t xml:space="preserve"> · Houston, TX</w:t>
+        <w:t>Houston, TX</w:t>
       </w:r>
     </w:p>
     <w:p>
@@ -2965,6 +3135,9 @@
       <w:pPr>
         <w:pStyle w:val="Heading3"/>
         <w:shd w:val="clear" w:color="auto" w:fill="EBF4FE"/>
+        <w:tabs>
+          <w:tab w:pos="11119" w:val="right"/>
+        </w:tabs>
       </w:pPr>
       <w:r>
         <w:rPr>
@@ -2973,16 +3146,33 @@
         <w:t>MS Computer Science</w:t>
       </w:r>
       <w:r>
+        <w:tab/>
+      </w:r>
+      <w:r>
         <w:rPr>
           <w:color w:val="000000"/>
         </w:rPr>
-        <w:t>, University of Houston (Aug 2004 – Dec 2007)</w:t>
+        <w:t>Aug '04 - Dec '07</w:t>
+      </w:r>
+    </w:p>
+    <w:p>
+      <w:pPr>
+        <w:pStyle w:val="Heading3"/>
+      </w:pPr>
+      <w:r>
+        <w:rPr>
+          <w:b/>
+        </w:rPr>
+        <w:t>University of Houston</w:t>
       </w:r>
     </w:p>
     <w:p>
       <w:pPr>
         <w:pStyle w:val="Heading3"/>
         <w:shd w:val="clear" w:color="auto" w:fill="EBF4FE"/>
+        <w:tabs>
+          <w:tab w:pos="11119" w:val="right"/>
+        </w:tabs>
       </w:pPr>
       <w:r>
         <w:rPr>
@@ -2991,10 +3181,24 @@
         <w:t>PG Diploma in Artificial Intelligence / Machine Learning</w:t>
       </w:r>
       <w:r>
+        <w:tab/>
+      </w:r>
+      <w:r>
         <w:rPr>
           <w:color w:val="000000"/>
         </w:rPr>
-        <w:t>, IIIT Bangalore (Jan 2021)</w:t>
+        <w:t>Jan '21</w:t>
+      </w:r>
+    </w:p>
+    <w:p>
+      <w:pPr>
+        <w:pStyle w:val="Heading3"/>
+      </w:pPr>
+      <w:r>
+        <w:rPr>
+          <w:b/>
+        </w:rPr>
+        <w:t>IIIT Bangalore</w:t>
       </w:r>
     </w:p>
     <w:sectPr>
